--- a/Resumes/Aditya Sanap Resume.docx
+++ b/Resumes/Aditya Sanap Resume.docx
@@ -1635,31 +1635,22 @@
         <w:t xml:space="preserve"> </w:t>
       </w:r>
       <w:r>
-        <w:t>XML,</w:t>
-      </w:r>
-      <w:r>
         <w:rPr>
           <w:spacing w:val="-8"/>
         </w:rPr>
-        <w:t xml:space="preserve"> </w:t>
-      </w:r>
-      <w:r>
-        <w:t>Firebase,</w:t>
+        <w:t>OOP, MyS</w:t>
       </w:r>
       <w:r>
         <w:rPr>
           <w:spacing w:val="-8"/>
         </w:rPr>
-        <w:t xml:space="preserve"> </w:t>
-      </w:r>
-      <w:r>
-        <w:t xml:space="preserve">Android </w:t>
-      </w:r>
-      <w:r>
-        <w:rPr>
-          <w:spacing w:val="-2"/>
-        </w:rPr>
-        <w:t>Development</w:t>
+        <w:t>Q</w:t>
+      </w:r>
+      <w:r>
+        <w:rPr>
+          <w:spacing w:val="-8"/>
+        </w:rPr>
+        <w:t>L</w:t>
       </w:r>
     </w:p>
     <w:p>
@@ -2010,6 +2001,12 @@
     </w:p>
     <w:p>
       <w:pPr>
+        <w:pStyle w:val="BodyText"/>
+        <w:ind w:left="823" w:right="554"/>
+      </w:pPr>
+    </w:p>
+    <w:p>
+      <w:pPr>
         <w:pStyle w:val="Heading1"/>
         <w:numPr>
           <w:ilvl w:val="0"/>
@@ -2021,106 +2018,28 @@
         <w:spacing w:line="294" w:lineRule="exact"/>
         <w:ind w:left="823" w:hanging="361"/>
         <w:rPr>
-          <w:rFonts w:ascii="Symbol" w:hAnsi="Symbol"/>
           <w:b w:val="0"/>
         </w:rPr>
       </w:pPr>
       <w:r>
-        <w:t>Java</w:t>
-      </w:r>
-      <w:r>
-        <w:rPr>
-          <w:spacing w:val="-3"/>
-        </w:rPr>
-        <w:t xml:space="preserve"> </w:t>
-      </w:r>
-      <w:r>
-        <w:t>Full</w:t>
-      </w:r>
-      <w:r>
-        <w:rPr>
-          <w:spacing w:val="-3"/>
-        </w:rPr>
-        <w:t xml:space="preserve"> </w:t>
-      </w:r>
-      <w:r>
-        <w:t>Stack</w:t>
-      </w:r>
-      <w:r>
-        <w:rPr>
-          <w:spacing w:val="-3"/>
-        </w:rPr>
-        <w:t xml:space="preserve"> </w:t>
-      </w:r>
-      <w:r>
-        <w:t>Internship –</w:t>
-      </w:r>
-      <w:r>
-        <w:rPr>
-          <w:spacing w:val="-3"/>
-        </w:rPr>
-        <w:t xml:space="preserve"> </w:t>
-      </w:r>
-      <w:r>
-        <w:t>QSpiders,</w:t>
-      </w:r>
-      <w:r>
-        <w:rPr>
-          <w:spacing w:val="-2"/>
-        </w:rPr>
-        <w:t xml:space="preserve"> </w:t>
-      </w:r>
-      <w:r>
-        <w:rPr>
-          <w:spacing w:val="-4"/>
-        </w:rPr>
-        <w:t>Pune</w:t>
-      </w:r>
-    </w:p>
-    <w:p>
-      <w:pPr>
-        <w:pStyle w:val="BodyText"/>
-        <w:spacing w:line="276" w:lineRule="exact"/>
-        <w:ind w:left="823"/>
-      </w:pPr>
-      <w:r>
-        <w:t>(Jan</w:t>
-      </w:r>
-      <w:r>
-        <w:rPr>
-          <w:spacing w:val="-2"/>
-        </w:rPr>
-        <w:t xml:space="preserve"> </w:t>
-      </w:r>
-      <w:r>
-        <w:t>202</w:t>
-      </w:r>
-      <w:r>
-        <w:t>5</w:t>
-      </w:r>
-      <w:r>
-        <w:rPr>
-          <w:spacing w:val="-1"/>
-        </w:rPr>
-        <w:t xml:space="preserve"> </w:t>
-      </w:r>
-      <w:r>
-        <w:t>-</w:t>
-      </w:r>
-      <w:r>
-        <w:rPr>
-          <w:spacing w:val="-2"/>
-        </w:rPr>
-        <w:t xml:space="preserve"> </w:t>
-      </w:r>
-      <w:r>
-        <w:t xml:space="preserve">Present) </w:t>
-      </w:r>
-      <w:r>
-        <w:rPr>
-          <w:spacing w:val="-5"/>
-        </w:rPr>
-        <w:t>:-</w:t>
+        <w:rPr>
+          <w:bCs w:val="0"/>
+        </w:rPr>
+        <w:t>Java Full Stack Development Training Course – QSpiders, Pune</w:t>
+      </w:r>
+      <w:r>
+        <w:rPr>
+          <w:b w:val="0"/>
+        </w:rPr>
+        <w:t xml:space="preserve"> :- </w:t>
+      </w:r>
+      <w:r>
+        <w:rPr>
+          <w:b w:val="0"/>
+          <w:i/>
+          <w:iCs/>
+        </w:rPr>
+        <w:t>(Jan 2025 – Present)</w:t>
       </w:r>
     </w:p>
     <w:p>
@@ -2129,77 +2048,14 @@
         <w:ind w:left="823" w:right="99"/>
       </w:pPr>
       <w:r>
-        <w:t>Currently undergoing internship and training focused</w:t>
-      </w:r>
-      <w:r>
-        <w:rPr>
-          <w:spacing w:val="-6"/>
-        </w:rPr>
-        <w:t xml:space="preserve"> </w:t>
-      </w:r>
-      <w:r>
-        <w:t>on</w:t>
-      </w:r>
-      <w:r>
-        <w:rPr>
-          <w:spacing w:val="-6"/>
-        </w:rPr>
-        <w:t xml:space="preserve"> </w:t>
-      </w:r>
-      <w:r>
-        <w:t>full</w:t>
-      </w:r>
-      <w:r>
-        <w:rPr>
-          <w:spacing w:val="-6"/>
-        </w:rPr>
-        <w:t xml:space="preserve"> </w:t>
-      </w:r>
-      <w:r>
-        <w:t>stack</w:t>
-      </w:r>
-      <w:r>
-        <w:rPr>
-          <w:spacing w:val="-6"/>
-        </w:rPr>
-        <w:t xml:space="preserve"> </w:t>
-      </w:r>
-      <w:r>
-        <w:t>Java</w:t>
-      </w:r>
-      <w:r>
-        <w:rPr>
-          <w:spacing w:val="-7"/>
-        </w:rPr>
-        <w:t xml:space="preserve"> </w:t>
-      </w:r>
-      <w:r>
-        <w:t>development.</w:t>
-      </w:r>
-      <w:r>
-        <w:rPr>
-          <w:spacing w:val="-6"/>
-        </w:rPr>
-        <w:t xml:space="preserve"> </w:t>
-      </w:r>
-      <w:r>
-        <w:t>Gaining practical experience in building web</w:t>
-      </w:r>
-      <w:r>
-        <w:rPr>
-          <w:spacing w:val="40"/>
-        </w:rPr>
-        <w:t xml:space="preserve"> </w:t>
-      </w:r>
-      <w:r>
-        <w:t>applications using Java technologies.</w:t>
-      </w:r>
-    </w:p>
-    <w:p>
-      <w:pPr>
-        <w:pStyle w:val="BodyText"/>
-        <w:ind w:left="823" w:right="99"/>
-      </w:pPr>
+        <w:t xml:space="preserve">Enrolled in a professional training course focused on full stack development. Receiving hands-on training in </w:t>
+      </w:r>
+      <w:r>
+        <w:t>Java, SQL,</w:t>
+      </w:r>
+      <w:r>
+        <w:t xml:space="preserve"> and related technologies for building and managing web applications.</w:t>
+      </w:r>
     </w:p>
     <w:p>
       <w:pPr>
